--- a/paper/jkiie_submit_titlepage.docx
+++ b/paper/jkiie_submit_titlepage.docx
@@ -24069,7 +24069,7 @@
     <a:fontScheme name="Office">
       <a:majorFont>
         <a:latin typeface="Calibri"/>
-        <a:ea typeface=""/>
+        <a:ea typeface="맑은 고딕"/>
         <a:cs typeface=""/>
         <a:font script="Jpan" typeface="ＭＳ ゴシック"/>
         <a:font script="Hang" typeface="맑은 고딕"/>
@@ -24104,7 +24104,7 @@
       </a:majorFont>
       <a:minorFont>
         <a:latin typeface="Cambria"/>
-        <a:ea typeface=""/>
+        <a:ea typeface="맑은 고딕"/>
         <a:cs typeface=""/>
         <a:font script="Jpan" typeface="ＭＳ 明朝"/>
         <a:font script="Hang" typeface="맑은 고딕"/>

--- a/paper/jkiie_submit_titlepage.docx
+++ b/paper/jkiie_submit_titlepage.docx
@@ -12,9 +12,9 @@
           <w:b/>
           <w:sz w:val="28"/>
         </w:rPr>
-        <w:t>도착 시각(release time)과 soft due date를 갖는 입출고 병행 트럭 크로스도킹 스케줄링:</w:t>
+        <w:t xml:space="preserve">도착 시각(release time)과 연성 납기(soft due date)를 갖는 입출고 병행 트럭 크로스도킹 스케줄링:</w:t>
         <w:br/>
-        <w:t>정확해 검증을 동반한 병목 유도 반복 지역탐색</w:t>
+        <w:t xml:space="preserve">CP-SAT 기준해 비교를 동반한 병목 유도 반복 지역탐색</w:t>
       </w:r>
     </w:p>
     <w:p>
@@ -81,7 +81,7 @@
         </w:rPr>
         <w:t>Compound-Truck Cross-Docking Scheduling with Release Times and Soft Due Dates:</w:t>
         <w:br/>
-        <w:t>A Bottleneck-Guided Iterated Local Search with Exact-Solver Verification</w:t>
+        <w:t xml:space="preserve">A Bottleneck-Guided Iterated Local Search with CP-SAT Benchmarking</w:t>
       </w:r>
     </w:p>
     <w:p>

--- a/paper/jkiie_submit_titlepage.docx
+++ b/paper/jkiie_submit_titlepage.docx
@@ -53,20 +53,7 @@
           <w:b w:val="0"/>
           <w:sz w:val="18"/>
         </w:rPr>
-        <w:t>† 연락저자 : 권상진 부교수, 연세대학교 산업공학과 제4공학관 D1003호, Tel : 02-2123-4020, Fax : [ ], E-mail : sjk@yonsei.ac.kr</w:t>
-      </w:r>
-    </w:p>
-    <w:p>
-      <w:pPr>
-        <w:spacing w:after="280"/>
-        <w:jc w:val="left"/>
-      </w:pPr>
-      <w:r>
-        <w:rPr>
-          <w:b w:val="0"/>
-          <w:sz w:val="18"/>
-        </w:rPr>
-        <w:t>[연구비 지원을 받은 경우 이곳에 사사 표기]</w:t>
+        <w:t xml:space="preserve">† 연락저자 : 권상진 부교수, 연세대학교 산업공학과 제4공학관 D1003호, Tel : 02-2123-4020, E-mail : sjk@yonsei.ac.kr</w:t>
       </w:r>
     </w:p>
     <w:p>

--- a/paper/jkiie_submit_titlepage.docx
+++ b/paper/jkiie_submit_titlepage.docx
@@ -732,7 +732,7 @@
           <w:sz w:val="20"/>
           <w:lang w:eastAsia="ko-KR"/>
         </w:rPr>
-        <w:t xml:space="preserve">: </w:t>
+        <w:t>: 김영수는 연세대학교 공학대학원 인공지능학과 석사과정에 재학 중이다. 현재 삼성SDS Cello에서 물류 플랫폼 업무를 수행하고 있으며, 주요 관심연구분야는 물류 시스템 최적화, 크로스도킹 스케줄링, 메타휴리스틱 및 인공지능 기반 최적화이다.</w:t>
       </w:r>
     </w:p>
     <w:p>

--- a/paper/jkiie_submit_titlepage.docx
+++ b/paper/jkiie_submit_titlepage.docx
@@ -111,7 +111,7 @@
           <w:sz w:val="28"/>
           <w:lang w:eastAsia="ko-KR"/>
         </w:rPr>
-        <w:t>갖는</w:t>
+        <w:t>고려한</w:t>
       </w:r>
       <w:r>
         <w:rPr>
@@ -201,66 +201,7 @@
           <w:sz w:val="28"/>
           <w:lang w:eastAsia="ko-KR"/>
         </w:rPr>
-        <w:t>:</w:t>
-      </w:r>
-      <w:r>
-        <w:rPr>
-          <w:b/>
-          <w:sz w:val="28"/>
-          <w:lang w:eastAsia="ko-KR"/>
-        </w:rPr>
-        <w:br/>
-        <w:t xml:space="preserve">CP-SAT </w:t>
-      </w:r>
-      <w:proofErr w:type="spellStart"/>
-      <w:r>
-        <w:rPr>
-          <w:b/>
-          <w:sz w:val="28"/>
-          <w:lang w:eastAsia="ko-KR"/>
-        </w:rPr>
-        <w:t>기준해</w:t>
-      </w:r>
-      <w:proofErr w:type="spellEnd"/>
-      <w:r>
-        <w:rPr>
-          <w:b/>
-          <w:sz w:val="28"/>
-          <w:lang w:eastAsia="ko-KR"/>
-        </w:rPr>
-        <w:t xml:space="preserve"> </w:t>
-      </w:r>
-      <w:r>
-        <w:rPr>
-          <w:b/>
-          <w:sz w:val="28"/>
-          <w:lang w:eastAsia="ko-KR"/>
-        </w:rPr>
-        <w:t>비교를</w:t>
-      </w:r>
-      <w:r>
-        <w:rPr>
-          <w:b/>
-          <w:sz w:val="28"/>
-          <w:lang w:eastAsia="ko-KR"/>
-        </w:rPr>
-        <w:t xml:space="preserve"> </w:t>
-      </w:r>
-      <w:r>
-        <w:rPr>
-          <w:b/>
-          <w:sz w:val="28"/>
-          <w:lang w:eastAsia="ko-KR"/>
-        </w:rPr>
-        <w:t>동반한</w:t>
-      </w:r>
-      <w:r>
-        <w:rPr>
-          <w:b/>
-          <w:sz w:val="28"/>
-          <w:lang w:eastAsia="ko-KR"/>
-        </w:rPr>
-        <w:t xml:space="preserve"> </w:t>
+        <w:t xml:space="preserve">: </w:t>
       </w:r>
       <w:r>
         <w:rPr>
@@ -401,6 +342,7 @@
         </w:rPr>
         <w:t xml:space="preserve"> </w:t>
       </w:r>
+      <w:proofErr w:type="gramStart"/>
       <w:r>
         <w:rPr>
           <w:sz w:val="20"/>
@@ -413,7 +355,15 @@
           <w:sz w:val="20"/>
           <w:lang w:eastAsia="ko-KR"/>
         </w:rPr>
-        <w:t xml:space="preserve"> / ²</w:t>
+        <w:t xml:space="preserve"> /</w:t>
+      </w:r>
+      <w:proofErr w:type="gramEnd"/>
+      <w:r>
+        <w:rPr>
+          <w:sz w:val="20"/>
+          <w:lang w:eastAsia="ko-KR"/>
+        </w:rPr>
+        <w:t xml:space="preserve"> ²</w:t>
       </w:r>
       <w:r>
         <w:rPr>
@@ -451,19 +401,36 @@
         </w:rPr>
         <w:t xml:space="preserve">† </w:t>
       </w:r>
-      <w:r>
-        <w:rPr>
+      <w:proofErr w:type="gramStart"/>
+      <w:r>
+        <w:rPr>
+          <w:rFonts w:hint="eastAsia"/>
           <w:sz w:val="18"/>
           <w:lang w:eastAsia="ko-KR"/>
         </w:rPr>
-        <w:t>연락저자</w:t>
+        <w:t>교신</w:t>
       </w:r>
       <w:r>
         <w:rPr>
           <w:sz w:val="18"/>
           <w:lang w:eastAsia="ko-KR"/>
         </w:rPr>
-        <w:t xml:space="preserve"> : </w:t>
+        <w:t>저자</w:t>
+      </w:r>
+      <w:r>
+        <w:rPr>
+          <w:sz w:val="18"/>
+          <w:lang w:eastAsia="ko-KR"/>
+        </w:rPr>
+        <w:t xml:space="preserve"> :</w:t>
+      </w:r>
+      <w:proofErr w:type="gramEnd"/>
+      <w:r>
+        <w:rPr>
+          <w:sz w:val="18"/>
+          <w:lang w:eastAsia="ko-KR"/>
+        </w:rPr>
+        <w:t xml:space="preserve"> </w:t>
       </w:r>
       <w:proofErr w:type="spellStart"/>
       <w:r>
@@ -479,92 +446,50 @@
           <w:sz w:val="18"/>
           <w:lang w:eastAsia="ko-KR"/>
         </w:rPr>
-        <w:t xml:space="preserve"> </w:t>
-      </w:r>
+        <w:t xml:space="preserve">, </w:t>
+      </w:r>
+      <w:proofErr w:type="gramStart"/>
       <w:r>
         <w:rPr>
           <w:sz w:val="18"/>
           <w:lang w:eastAsia="ko-KR"/>
         </w:rPr>
-        <w:t>부교수</w:t>
-      </w:r>
+        <w:t>Tel :</w:t>
+      </w:r>
+      <w:proofErr w:type="gramEnd"/>
       <w:r>
         <w:rPr>
           <w:sz w:val="18"/>
           <w:lang w:eastAsia="ko-KR"/>
         </w:rPr>
-        <w:t xml:space="preserve">, </w:t>
-      </w:r>
+        <w:t xml:space="preserve"> 02-2123-4020, </w:t>
+      </w:r>
+      <w:proofErr w:type="gramStart"/>
       <w:r>
         <w:rPr>
           <w:sz w:val="18"/>
           <w:lang w:eastAsia="ko-KR"/>
         </w:rPr>
-        <w:t>연세대학교</w:t>
-      </w:r>
+        <w:t>E-mail :</w:t>
+      </w:r>
+      <w:proofErr w:type="gramEnd"/>
       <w:r>
         <w:rPr>
           <w:sz w:val="18"/>
           <w:lang w:eastAsia="ko-KR"/>
         </w:rPr>
-        <w:t xml:space="preserve"> </w:t>
-      </w:r>
-      <w:r>
-        <w:rPr>
-          <w:sz w:val="18"/>
-          <w:lang w:eastAsia="ko-KR"/>
-        </w:rPr>
-        <w:t>산업공학과</w:t>
-      </w:r>
-      <w:r>
-        <w:rPr>
-          <w:sz w:val="18"/>
-          <w:lang w:eastAsia="ko-KR"/>
-        </w:rPr>
-        <w:t xml:space="preserve"> </w:t>
-      </w:r>
-      <w:r>
-        <w:rPr>
-          <w:sz w:val="18"/>
-          <w:lang w:eastAsia="ko-KR"/>
-        </w:rPr>
-        <w:t>제</w:t>
-      </w:r>
-      <w:r>
-        <w:rPr>
-          <w:sz w:val="18"/>
-          <w:lang w:eastAsia="ko-KR"/>
-        </w:rPr>
-        <w:t>4</w:t>
-      </w:r>
-      <w:r>
-        <w:rPr>
-          <w:sz w:val="18"/>
-          <w:lang w:eastAsia="ko-KR"/>
-        </w:rPr>
-        <w:t>공학관</w:t>
-      </w:r>
-      <w:r>
-        <w:rPr>
-          <w:sz w:val="18"/>
-          <w:lang w:eastAsia="ko-KR"/>
-        </w:rPr>
-        <w:t xml:space="preserve"> D1003</w:t>
-      </w:r>
-      <w:r>
-        <w:rPr>
-          <w:sz w:val="18"/>
-          <w:lang w:eastAsia="ko-KR"/>
-        </w:rPr>
-        <w:t>호</w:t>
-      </w:r>
-      <w:r>
-        <w:rPr>
-          <w:sz w:val="18"/>
-          <w:lang w:eastAsia="ko-KR"/>
-        </w:rPr>
-        <w:t>, Tel : 02-2123-4020, E-mail : sjk@yonsei.ac.kr</w:t>
-      </w:r>
+        <w:t xml:space="preserve"> sjk@yonsei.ac.kr</w:t>
+      </w:r>
+    </w:p>
+    <w:p>
+      <w:pPr>
+        <w:spacing w:after="160"/>
+        <w:jc w:val="center"/>
+        <w:rPr>
+          <w:b/>
+          <w:sz w:val="26"/>
+        </w:rPr>
+      </w:pPr>
     </w:p>
     <w:p>
       <w:pPr>
@@ -576,15 +501,7 @@
           <w:b/>
           <w:sz w:val="26"/>
         </w:rPr>
-        <w:t>Compound-Truck Cross-Docking Scheduling with Release Times and Soft Due Dates:</w:t>
-      </w:r>
-      <w:r>
-        <w:rPr>
-          <w:b/>
-          <w:sz w:val="26"/>
-        </w:rPr>
-        <w:br/>
-        <w:t>A Bottleneck-Guided Iterated Local Search with CP-SAT Benchmarking</w:t>
+        <w:t>Compound-Truck Cross-Docking Scheduling with Release Times and Soft Due Dates: A Bottleneck-Guided Iterated Local Search</w:t>
       </w:r>
     </w:p>
     <w:p>
@@ -600,12 +517,23 @@
       <w:pPr>
         <w:spacing w:after="320"/>
         <w:jc w:val="center"/>
+        <w:rPr>
+          <w:lang w:eastAsia="ko-KR"/>
+        </w:rPr>
       </w:pPr>
       <w:r>
         <w:rPr>
           <w:sz w:val="20"/>
         </w:rPr>
         <w:t>¹Department of Artificial Intelligence, Graduate School of Engineering, Yonsei University</w:t>
+      </w:r>
+      <w:r>
+        <w:rPr>
+          <w:rFonts w:hint="eastAsia"/>
+          <w:sz w:val="20"/>
+          <w:lang w:eastAsia="ko-KR"/>
+        </w:rPr>
+        <w:t>, Seoul, Republic of Korea</w:t>
       </w:r>
       <w:r>
         <w:rPr>
@@ -613,6 +541,14 @@
         </w:rPr>
         <w:br/>
         <w:t>²Department of Industrial Engineering, Yonsei University</w:t>
+      </w:r>
+      <w:r>
+        <w:rPr>
+          <w:rFonts w:hint="eastAsia"/>
+          <w:sz w:val="20"/>
+          <w:lang w:eastAsia="ko-KR"/>
+        </w:rPr>
+        <w:t>, Seoul, Republic of Korea</w:t>
       </w:r>
     </w:p>
     <w:p>
@@ -732,7 +668,385 @@
           <w:sz w:val="20"/>
           <w:lang w:eastAsia="ko-KR"/>
         </w:rPr>
-        <w:t>: 김영수는 연세대학교 공학대학원 인공지능학과 석사과정에 재학 중이다. 현재 삼성SDS Cello에서 물류 플랫폼 업무를 수행하고 있으며, 주요 관심연구분야는 물류 시스템 최적화, 크로스도킹 스케줄링, 메타휴리스틱 및 인공지능 기반 최적화이다.</w:t>
+        <w:t xml:space="preserve">: </w:t>
+      </w:r>
+      <w:r>
+        <w:rPr>
+          <w:sz w:val="20"/>
+          <w:lang w:eastAsia="ko-KR"/>
+        </w:rPr>
+        <w:t>김영수는</w:t>
+      </w:r>
+      <w:r>
+        <w:rPr>
+          <w:sz w:val="20"/>
+          <w:lang w:eastAsia="ko-KR"/>
+        </w:rPr>
+        <w:t xml:space="preserve"> </w:t>
+      </w:r>
+      <w:r>
+        <w:rPr>
+          <w:sz w:val="20"/>
+          <w:lang w:eastAsia="ko-KR"/>
+        </w:rPr>
+        <w:t>연세대학교</w:t>
+      </w:r>
+      <w:r>
+        <w:rPr>
+          <w:sz w:val="20"/>
+          <w:lang w:eastAsia="ko-KR"/>
+        </w:rPr>
+        <w:t xml:space="preserve"> </w:t>
+      </w:r>
+      <w:r>
+        <w:rPr>
+          <w:sz w:val="20"/>
+          <w:lang w:eastAsia="ko-KR"/>
+        </w:rPr>
+        <w:t>공학대학원</w:t>
+      </w:r>
+      <w:r>
+        <w:rPr>
+          <w:sz w:val="20"/>
+          <w:lang w:eastAsia="ko-KR"/>
+        </w:rPr>
+        <w:t xml:space="preserve"> </w:t>
+      </w:r>
+      <w:r>
+        <w:rPr>
+          <w:sz w:val="20"/>
+          <w:lang w:eastAsia="ko-KR"/>
+        </w:rPr>
+        <w:t>인공지능학과</w:t>
+      </w:r>
+      <w:r>
+        <w:rPr>
+          <w:sz w:val="20"/>
+          <w:lang w:eastAsia="ko-KR"/>
+        </w:rPr>
+        <w:t xml:space="preserve"> </w:t>
+      </w:r>
+      <w:r>
+        <w:rPr>
+          <w:sz w:val="20"/>
+          <w:lang w:eastAsia="ko-KR"/>
+        </w:rPr>
+        <w:t>석사과정에</w:t>
+      </w:r>
+      <w:r>
+        <w:rPr>
+          <w:sz w:val="20"/>
+          <w:lang w:eastAsia="ko-KR"/>
+        </w:rPr>
+        <w:t xml:space="preserve"> </w:t>
+      </w:r>
+      <w:r>
+        <w:rPr>
+          <w:sz w:val="20"/>
+          <w:lang w:eastAsia="ko-KR"/>
+        </w:rPr>
+        <w:t>재학</w:t>
+      </w:r>
+      <w:r>
+        <w:rPr>
+          <w:sz w:val="20"/>
+          <w:lang w:eastAsia="ko-KR"/>
+        </w:rPr>
+        <w:t xml:space="preserve"> </w:t>
+      </w:r>
+      <w:r>
+        <w:rPr>
+          <w:sz w:val="20"/>
+          <w:lang w:eastAsia="ko-KR"/>
+        </w:rPr>
+        <w:t>중이다</w:t>
+      </w:r>
+      <w:r>
+        <w:rPr>
+          <w:sz w:val="20"/>
+          <w:lang w:eastAsia="ko-KR"/>
+        </w:rPr>
+        <w:t xml:space="preserve">. </w:t>
+      </w:r>
+      <w:r>
+        <w:rPr>
+          <w:sz w:val="20"/>
+          <w:lang w:eastAsia="ko-KR"/>
+        </w:rPr>
+        <w:t>현재</w:t>
+      </w:r>
+      <w:r>
+        <w:rPr>
+          <w:sz w:val="20"/>
+          <w:lang w:eastAsia="ko-KR"/>
+        </w:rPr>
+        <w:t xml:space="preserve"> </w:t>
+      </w:r>
+      <w:r>
+        <w:rPr>
+          <w:sz w:val="20"/>
+          <w:lang w:eastAsia="ko-KR"/>
+        </w:rPr>
+        <w:t>삼성</w:t>
+      </w:r>
+      <w:r>
+        <w:rPr>
+          <w:sz w:val="20"/>
+          <w:lang w:eastAsia="ko-KR"/>
+        </w:rPr>
+        <w:t>SDS Cello</w:t>
+      </w:r>
+      <w:r>
+        <w:rPr>
+          <w:sz w:val="20"/>
+          <w:lang w:eastAsia="ko-KR"/>
+        </w:rPr>
+        <w:t>에서</w:t>
+      </w:r>
+      <w:r>
+        <w:rPr>
+          <w:sz w:val="20"/>
+          <w:lang w:eastAsia="ko-KR"/>
+        </w:rPr>
+        <w:t xml:space="preserve"> </w:t>
+      </w:r>
+      <w:r>
+        <w:rPr>
+          <w:sz w:val="20"/>
+          <w:lang w:eastAsia="ko-KR"/>
+        </w:rPr>
+        <w:t>물류</w:t>
+      </w:r>
+      <w:r>
+        <w:rPr>
+          <w:sz w:val="20"/>
+          <w:lang w:eastAsia="ko-KR"/>
+        </w:rPr>
+        <w:t xml:space="preserve"> </w:t>
+      </w:r>
+      <w:r>
+        <w:rPr>
+          <w:sz w:val="20"/>
+          <w:lang w:eastAsia="ko-KR"/>
+        </w:rPr>
+        <w:t>플랫폼</w:t>
+      </w:r>
+      <w:r>
+        <w:rPr>
+          <w:sz w:val="20"/>
+          <w:lang w:eastAsia="ko-KR"/>
+        </w:rPr>
+        <w:t xml:space="preserve"> </w:t>
+      </w:r>
+      <w:r>
+        <w:rPr>
+          <w:sz w:val="20"/>
+          <w:lang w:eastAsia="ko-KR"/>
+        </w:rPr>
+        <w:t>업무를</w:t>
+      </w:r>
+      <w:r>
+        <w:rPr>
+          <w:sz w:val="20"/>
+          <w:lang w:eastAsia="ko-KR"/>
+        </w:rPr>
+        <w:t xml:space="preserve"> </w:t>
+      </w:r>
+      <w:r>
+        <w:rPr>
+          <w:sz w:val="20"/>
+          <w:lang w:eastAsia="ko-KR"/>
+        </w:rPr>
+        <w:t>수행하고</w:t>
+      </w:r>
+      <w:r>
+        <w:rPr>
+          <w:sz w:val="20"/>
+          <w:lang w:eastAsia="ko-KR"/>
+        </w:rPr>
+        <w:t xml:space="preserve"> </w:t>
+      </w:r>
+      <w:r>
+        <w:rPr>
+          <w:sz w:val="20"/>
+          <w:lang w:eastAsia="ko-KR"/>
+        </w:rPr>
+        <w:t>있으며</w:t>
+      </w:r>
+      <w:r>
+        <w:rPr>
+          <w:sz w:val="20"/>
+          <w:lang w:eastAsia="ko-KR"/>
+        </w:rPr>
+        <w:t xml:space="preserve">, </w:t>
+      </w:r>
+      <w:r>
+        <w:rPr>
+          <w:sz w:val="20"/>
+          <w:lang w:eastAsia="ko-KR"/>
+        </w:rPr>
+        <w:t>주요</w:t>
+      </w:r>
+      <w:r>
+        <w:rPr>
+          <w:sz w:val="20"/>
+          <w:lang w:eastAsia="ko-KR"/>
+        </w:rPr>
+        <w:t xml:space="preserve"> </w:t>
+      </w:r>
+      <w:r>
+        <w:rPr>
+          <w:sz w:val="20"/>
+          <w:lang w:eastAsia="ko-KR"/>
+        </w:rPr>
+        <w:t>관심연구분야는</w:t>
+      </w:r>
+      <w:r>
+        <w:rPr>
+          <w:sz w:val="20"/>
+          <w:lang w:eastAsia="ko-KR"/>
+        </w:rPr>
+        <w:t xml:space="preserve"> </w:t>
+      </w:r>
+      <w:r>
+        <w:rPr>
+          <w:sz w:val="20"/>
+          <w:lang w:eastAsia="ko-KR"/>
+        </w:rPr>
+        <w:t>물류</w:t>
+      </w:r>
+      <w:r>
+        <w:rPr>
+          <w:sz w:val="20"/>
+          <w:lang w:eastAsia="ko-KR"/>
+        </w:rPr>
+        <w:t xml:space="preserve"> </w:t>
+      </w:r>
+      <w:r>
+        <w:rPr>
+          <w:sz w:val="20"/>
+          <w:lang w:eastAsia="ko-KR"/>
+        </w:rPr>
+        <w:t>시스템</w:t>
+      </w:r>
+      <w:r>
+        <w:rPr>
+          <w:sz w:val="20"/>
+          <w:lang w:eastAsia="ko-KR"/>
+        </w:rPr>
+        <w:t xml:space="preserve"> </w:t>
+      </w:r>
+      <w:r>
+        <w:rPr>
+          <w:sz w:val="20"/>
+          <w:lang w:eastAsia="ko-KR"/>
+        </w:rPr>
+        <w:t>최적화</w:t>
+      </w:r>
+      <w:r>
+        <w:rPr>
+          <w:sz w:val="20"/>
+          <w:lang w:eastAsia="ko-KR"/>
+        </w:rPr>
+        <w:t xml:space="preserve">, </w:t>
+      </w:r>
+      <w:r>
+        <w:rPr>
+          <w:sz w:val="20"/>
+          <w:lang w:eastAsia="ko-KR"/>
+        </w:rPr>
+        <w:t>크로스도킹</w:t>
+      </w:r>
+      <w:r>
+        <w:rPr>
+          <w:sz w:val="20"/>
+          <w:lang w:eastAsia="ko-KR"/>
+        </w:rPr>
+        <w:t xml:space="preserve"> </w:t>
+      </w:r>
+      <w:r>
+        <w:rPr>
+          <w:sz w:val="20"/>
+          <w:lang w:eastAsia="ko-KR"/>
+        </w:rPr>
+        <w:t>스케줄링</w:t>
+      </w:r>
+      <w:r>
+        <w:rPr>
+          <w:sz w:val="20"/>
+          <w:lang w:eastAsia="ko-KR"/>
+        </w:rPr>
+        <w:t xml:space="preserve">, </w:t>
+      </w:r>
+      <w:r>
+        <w:rPr>
+          <w:sz w:val="20"/>
+          <w:lang w:eastAsia="ko-KR"/>
+        </w:rPr>
+        <w:t>메타휴리스틱</w:t>
+      </w:r>
+      <w:r>
+        <w:rPr>
+          <w:sz w:val="20"/>
+          <w:lang w:eastAsia="ko-KR"/>
+        </w:rPr>
+        <w:t xml:space="preserve"> </w:t>
+      </w:r>
+      <w:r>
+        <w:rPr>
+          <w:sz w:val="20"/>
+          <w:lang w:eastAsia="ko-KR"/>
+        </w:rPr>
+        <w:t>및</w:t>
+      </w:r>
+      <w:r>
+        <w:rPr>
+          <w:sz w:val="20"/>
+          <w:lang w:eastAsia="ko-KR"/>
+        </w:rPr>
+        <w:t xml:space="preserve"> </w:t>
+      </w:r>
+      <w:r>
+        <w:rPr>
+          <w:sz w:val="20"/>
+          <w:lang w:eastAsia="ko-KR"/>
+        </w:rPr>
+        <w:t>인공지능</w:t>
+      </w:r>
+      <w:r>
+        <w:rPr>
+          <w:sz w:val="20"/>
+          <w:lang w:eastAsia="ko-KR"/>
+        </w:rPr>
+        <w:t xml:space="preserve"> </w:t>
+      </w:r>
+      <w:r>
+        <w:rPr>
+          <w:sz w:val="20"/>
+          <w:lang w:eastAsia="ko-KR"/>
+        </w:rPr>
+        <w:t>기반</w:t>
+      </w:r>
+      <w:r>
+        <w:rPr>
+          <w:sz w:val="20"/>
+          <w:lang w:eastAsia="ko-KR"/>
+        </w:rPr>
+        <w:t xml:space="preserve"> </w:t>
+      </w:r>
+      <w:r>
+        <w:rPr>
+          <w:sz w:val="20"/>
+          <w:lang w:eastAsia="ko-KR"/>
+        </w:rPr>
+        <w:t>최적화이다</w:t>
+      </w:r>
+      <w:r>
+        <w:rPr>
+          <w:sz w:val="20"/>
+          <w:lang w:eastAsia="ko-KR"/>
+        </w:rPr>
+        <w:t>.</w:t>
       </w:r>
     </w:p>
     <w:p>
@@ -830,15 +1144,325 @@
     <w:p>
       <w:pPr>
         <w:rPr>
-          <w:rFonts w:hint="eastAsia"/>
           <w:lang w:eastAsia="ko-KR"/>
         </w:rPr>
       </w:pPr>
       <w:r>
         <w:rPr>
           <w:sz w:val="20"/>
+          <w:lang w:eastAsia="ko-KR"/>
         </w:rPr>
         <w:t xml:space="preserve">: </w:t>
+      </w:r>
+      <w:r>
+        <w:rPr>
+          <w:sz w:val="20"/>
+          <w:lang w:eastAsia="ko-KR"/>
+        </w:rPr>
+        <w:t>권상진은</w:t>
+      </w:r>
+      <w:r>
+        <w:rPr>
+          <w:sz w:val="20"/>
+          <w:lang w:eastAsia="ko-KR"/>
+        </w:rPr>
+        <w:t xml:space="preserve"> </w:t>
+      </w:r>
+      <w:r>
+        <w:rPr>
+          <w:sz w:val="20"/>
+          <w:lang w:eastAsia="ko-KR"/>
+        </w:rPr>
+        <w:t>연세대학교</w:t>
+      </w:r>
+      <w:r>
+        <w:rPr>
+          <w:sz w:val="20"/>
+          <w:lang w:eastAsia="ko-KR"/>
+        </w:rPr>
+        <w:t xml:space="preserve"> </w:t>
+      </w:r>
+      <w:r>
+        <w:rPr>
+          <w:sz w:val="20"/>
+          <w:lang w:eastAsia="ko-KR"/>
+        </w:rPr>
+        <w:t>산업공학과</w:t>
+      </w:r>
+      <w:r>
+        <w:rPr>
+          <w:sz w:val="20"/>
+          <w:lang w:eastAsia="ko-KR"/>
+        </w:rPr>
+        <w:t xml:space="preserve"> </w:t>
+      </w:r>
+      <w:r>
+        <w:rPr>
+          <w:sz w:val="20"/>
+          <w:lang w:eastAsia="ko-KR"/>
+        </w:rPr>
+        <w:t>부교수로</w:t>
+      </w:r>
+      <w:r>
+        <w:rPr>
+          <w:sz w:val="20"/>
+          <w:lang w:eastAsia="ko-KR"/>
+        </w:rPr>
+        <w:t xml:space="preserve"> </w:t>
+      </w:r>
+      <w:r>
+        <w:rPr>
+          <w:sz w:val="20"/>
+          <w:lang w:eastAsia="ko-KR"/>
+        </w:rPr>
+        <w:t>재직</w:t>
+      </w:r>
+      <w:r>
+        <w:rPr>
+          <w:sz w:val="20"/>
+          <w:lang w:eastAsia="ko-KR"/>
+        </w:rPr>
+        <w:t xml:space="preserve"> </w:t>
+      </w:r>
+      <w:r>
+        <w:rPr>
+          <w:sz w:val="20"/>
+          <w:lang w:eastAsia="ko-KR"/>
+        </w:rPr>
+        <w:t>중이다</w:t>
+      </w:r>
+      <w:r>
+        <w:rPr>
+          <w:sz w:val="20"/>
+          <w:lang w:eastAsia="ko-KR"/>
+        </w:rPr>
+        <w:t xml:space="preserve">. </w:t>
+      </w:r>
+      <w:r>
+        <w:rPr>
+          <w:sz w:val="20"/>
+          <w:lang w:eastAsia="ko-KR"/>
+        </w:rPr>
+        <w:t>주요</w:t>
+      </w:r>
+      <w:r>
+        <w:rPr>
+          <w:sz w:val="20"/>
+          <w:lang w:eastAsia="ko-KR"/>
+        </w:rPr>
+        <w:t xml:space="preserve"> </w:t>
+      </w:r>
+      <w:r>
+        <w:rPr>
+          <w:sz w:val="20"/>
+          <w:lang w:eastAsia="ko-KR"/>
+        </w:rPr>
+        <w:t>관심연구분야는</w:t>
+      </w:r>
+      <w:r>
+        <w:rPr>
+          <w:sz w:val="20"/>
+          <w:lang w:eastAsia="ko-KR"/>
+        </w:rPr>
+        <w:t xml:space="preserve"> </w:t>
+      </w:r>
+      <w:r>
+        <w:rPr>
+          <w:sz w:val="20"/>
+          <w:lang w:eastAsia="ko-KR"/>
+        </w:rPr>
+        <w:t>교통</w:t>
+      </w:r>
+      <w:r>
+        <w:rPr>
+          <w:sz w:val="20"/>
+          <w:lang w:eastAsia="ko-KR"/>
+        </w:rPr>
+        <w:t xml:space="preserve"> </w:t>
+      </w:r>
+      <w:r>
+        <w:rPr>
+          <w:sz w:val="20"/>
+          <w:lang w:eastAsia="ko-KR"/>
+        </w:rPr>
+        <w:t>및</w:t>
+      </w:r>
+      <w:r>
+        <w:rPr>
+          <w:sz w:val="20"/>
+          <w:lang w:eastAsia="ko-KR"/>
+        </w:rPr>
+        <w:t xml:space="preserve"> </w:t>
+      </w:r>
+      <w:r>
+        <w:rPr>
+          <w:sz w:val="20"/>
+          <w:lang w:eastAsia="ko-KR"/>
+        </w:rPr>
+        <w:t>물류</w:t>
+      </w:r>
+      <w:r>
+        <w:rPr>
+          <w:sz w:val="20"/>
+          <w:lang w:eastAsia="ko-KR"/>
+        </w:rPr>
+        <w:t xml:space="preserve"> </w:t>
+      </w:r>
+      <w:r>
+        <w:rPr>
+          <w:sz w:val="20"/>
+          <w:lang w:eastAsia="ko-KR"/>
+        </w:rPr>
+        <w:t>최적화</w:t>
+      </w:r>
+      <w:r>
+        <w:rPr>
+          <w:sz w:val="20"/>
+          <w:lang w:eastAsia="ko-KR"/>
+        </w:rPr>
+        <w:t xml:space="preserve">, </w:t>
+      </w:r>
+      <w:r>
+        <w:rPr>
+          <w:sz w:val="20"/>
+          <w:lang w:eastAsia="ko-KR"/>
+        </w:rPr>
+        <w:t>시설</w:t>
+      </w:r>
+      <w:r>
+        <w:rPr>
+          <w:sz w:val="20"/>
+          <w:lang w:eastAsia="ko-KR"/>
+        </w:rPr>
+        <w:t xml:space="preserve"> </w:t>
+      </w:r>
+      <w:r>
+        <w:rPr>
+          <w:sz w:val="20"/>
+          <w:lang w:eastAsia="ko-KR"/>
+        </w:rPr>
+        <w:t>입지</w:t>
+      </w:r>
+      <w:r>
+        <w:rPr>
+          <w:sz w:val="20"/>
+          <w:lang w:eastAsia="ko-KR"/>
+        </w:rPr>
+        <w:t>·</w:t>
+      </w:r>
+      <w:r>
+        <w:rPr>
+          <w:sz w:val="20"/>
+          <w:lang w:eastAsia="ko-KR"/>
+        </w:rPr>
+        <w:t>경로</w:t>
+      </w:r>
+      <w:r>
+        <w:rPr>
+          <w:sz w:val="20"/>
+          <w:lang w:eastAsia="ko-KR"/>
+        </w:rPr>
+        <w:t>·</w:t>
+      </w:r>
+      <w:r>
+        <w:rPr>
+          <w:sz w:val="20"/>
+          <w:lang w:eastAsia="ko-KR"/>
+        </w:rPr>
+        <w:t>스케줄링</w:t>
+      </w:r>
+      <w:r>
+        <w:rPr>
+          <w:sz w:val="20"/>
+          <w:lang w:eastAsia="ko-KR"/>
+        </w:rPr>
+        <w:t xml:space="preserve">, </w:t>
+      </w:r>
+      <w:proofErr w:type="spellStart"/>
+      <w:r>
+        <w:rPr>
+          <w:sz w:val="20"/>
+          <w:lang w:eastAsia="ko-KR"/>
+        </w:rPr>
+        <w:t>메타휴리스틱</w:t>
+      </w:r>
+      <w:proofErr w:type="spellEnd"/>
+      <w:r>
+        <w:rPr>
+          <w:sz w:val="20"/>
+          <w:lang w:eastAsia="ko-KR"/>
+        </w:rPr>
+        <w:t xml:space="preserve">, </w:t>
+      </w:r>
+      <w:r>
+        <w:rPr>
+          <w:sz w:val="20"/>
+          <w:lang w:eastAsia="ko-KR"/>
+        </w:rPr>
+        <w:t>데이터</w:t>
+      </w:r>
+      <w:r>
+        <w:rPr>
+          <w:sz w:val="20"/>
+          <w:lang w:eastAsia="ko-KR"/>
+        </w:rPr>
+        <w:t xml:space="preserve"> </w:t>
+      </w:r>
+      <w:r>
+        <w:rPr>
+          <w:sz w:val="20"/>
+          <w:lang w:eastAsia="ko-KR"/>
+        </w:rPr>
+        <w:t>및</w:t>
+      </w:r>
+      <w:r>
+        <w:rPr>
+          <w:sz w:val="20"/>
+          <w:lang w:eastAsia="ko-KR"/>
+        </w:rPr>
+        <w:t xml:space="preserve"> </w:t>
+      </w:r>
+      <w:r>
+        <w:rPr>
+          <w:sz w:val="20"/>
+          <w:lang w:eastAsia="ko-KR"/>
+        </w:rPr>
+        <w:t>인공지능</w:t>
+      </w:r>
+      <w:r>
+        <w:rPr>
+          <w:sz w:val="20"/>
+          <w:lang w:eastAsia="ko-KR"/>
+        </w:rPr>
+        <w:t xml:space="preserve"> </w:t>
+      </w:r>
+      <w:r>
+        <w:rPr>
+          <w:sz w:val="20"/>
+          <w:lang w:eastAsia="ko-KR"/>
+        </w:rPr>
+        <w:t>기반</w:t>
+      </w:r>
+      <w:r>
+        <w:rPr>
+          <w:sz w:val="20"/>
+          <w:lang w:eastAsia="ko-KR"/>
+        </w:rPr>
+        <w:t xml:space="preserve"> </w:t>
+      </w:r>
+      <w:r>
+        <w:rPr>
+          <w:sz w:val="20"/>
+          <w:lang w:eastAsia="ko-KR"/>
+        </w:rPr>
+        <w:t>최적화이다</w:t>
+      </w:r>
+      <w:r>
+        <w:rPr>
+          <w:sz w:val="20"/>
+          <w:lang w:eastAsia="ko-KR"/>
+        </w:rPr>
+        <w:t>.</w:t>
       </w:r>
     </w:p>
     <w:sectPr>
